--- a/frontend/public/asset/주간_보고서_템플릿.docx
+++ b/frontend/public/asset/주간_보고서_템플릿.docx
@@ -2,46 +2,26 @@
 <file path=word/document.xml><?xml version="1.0" encoding="utf-8"?>
 <w:document xmlns:wpc="http://schemas.microsoft.com/office/word/2010/wordprocessingCanvas" xmlns:mc="http://schemas.openxmlformats.org/markup-compatibility/2006" xmlns:o="urn:schemas-microsoft-com:office:office" xmlns:r="http://schemas.openxmlformats.org/officeDocument/2006/relationships" xmlns:m="http://schemas.openxmlformats.org/officeDocument/2006/math" xmlns:v="urn:schemas-microsoft-com:vml" xmlns:wp14="http://schemas.microsoft.com/office/word/2010/wordprocessingDrawing" xmlns:wp="http://schemas.openxmlformats.org/drawingml/2006/wordprocessingDrawing" xmlns:w10="urn:schemas-microsoft-com:office:word" xmlns:w="http://schemas.openxmlformats.org/wordprocessingml/2006/main" xmlns:w14="http://schemas.microsoft.com/office/word/2010/wordml" xmlns:w15="http://schemas.microsoft.com/office/word/2012/wordml" xmlns:wpg="http://schemas.microsoft.com/office/word/2010/wordprocessingGroup" xmlns:wpi="http://schemas.microsoft.com/office/word/2010/wordprocessingInk" xmlns:wne="http://schemas.microsoft.com/office/word/2006/wordml" xmlns:wps="http://schemas.microsoft.com/office/word/2010/wordprocessingShape" xmlns:cx="http://schemas.microsoft.com/office/drawing/2014/chartex" xmlns:cx1="http://schemas.microsoft.com/office/drawing/2015/9/8/chartex" xmlns:cx2="http://schemas.microsoft.com/office/drawing/2015/10/21/chartex" xmlns:cx3="http://schemas.microsoft.com/office/drawing/2016/5/9/chartex" xmlns:cx4="http://schemas.microsoft.com/office/drawing/2016/5/10/chartex" xmlns:cx5="http://schemas.microsoft.com/office/drawing/2016/5/11/chartex" xmlns:cx6="http://schemas.microsoft.com/office/drawing/2016/5/12/chartex" xmlns:cx7="http://schemas.microsoft.com/office/drawing/2016/5/13/chartex" xmlns:cx8="http://schemas.microsoft.com/office/drawing/2016/5/14/chartex" xmlns:aink="http://schemas.microsoft.com/office/drawing/2016/ink" xmlns:am3d="http://schemas.microsoft.com/office/drawing/2017/model3d" xmlns:w16cex="http://schemas.microsoft.com/office/word/2018/wordml/cex" xmlns:w16cid="http://schemas.microsoft.com/office/word/2016/wordml/cid" xmlns:w16="http://schemas.microsoft.com/office/word/2018/wordml" xmlns:w16sdtdh="http://schemas.microsoft.com/office/word/2020/wordml/sdtdatahash" xmlns:w16se="http://schemas.microsoft.com/office/word/2015/wordml/symex" mc:Ignorable="w14 w15 wp14">
   <w:body>
-    <w:p xmlns:wp14="http://schemas.microsoft.com/office/word/2010/wordml" wp14:textId="00100092">
-      <w:pPr>
-        <w:spacing w:after="40"/>
+    <w:p>
+      <w:pPr>
+        <w:spacing w:after="280" w:before="0" w:line="276"/>
         <w:jc w:val="center"/>
       </w:pPr>
       <w:r>
         <w:rPr>
-          <w:b w:val="1"/>
-          <w:bCs w:val="1"/>
-          <w:sz w:val="40"/>
-          <w:szCs w:val="40"/>
-          <w:lang w:val="en-US"/>
-        </w:rPr>
-        <w:t>주간</w:t>
-      </w:r>
-      <w:r>
-        <w:rPr>
-          <w:b w:val="1"/>
-          <w:bCs w:val="1"/>
-          <w:sz w:val="40"/>
-          <w:szCs w:val="40"/>
-          <w:lang w:val="en-US"/>
-        </w:rPr>
-        <w:t xml:space="preserve"> </w:t>
-      </w:r>
-      <w:r>
-        <w:rPr>
-          <w:b w:val="1"/>
-          <w:bCs w:val="1"/>
-          <w:sz w:val="40"/>
-          <w:szCs w:val="40"/>
-          <w:lang w:val="en-US"/>
-        </w:rPr>
-        <w:t>보고서</w:t>
+          <w:rFonts w:ascii="맑은 고딕" w:cs="맑은 고딕" w:eastAsia="맑은 고딕" w:hAnsi="맑은 고딕"/>
+          <w:b/>
+          <w:bCs/>
+          <w:color w:val="222222"/>
+          <w:sz w:val="36"/>
+          <w:szCs w:val="36"/>
+        </w:rPr>
+        <w:t xml:space="preserve">주간 보고서</w:t>
       </w:r>
     </w:p>
     <w:tbl>
       <w:tblPr>
-        <w:tblW w:w="11340" w:type="dxa"/>
-        <w:jc w:val="center"/>
+        <w:tblW w:type="dxa" w:w="9638"/>
         <w:tblBorders>
           <w:top w:val="single" w:color="auto" w:sz="4"/>
           <w:left w:val="single" w:color="auto" w:sz="4"/>
@@ -52,441 +32,756 @@
         </w:tblBorders>
       </w:tblPr>
       <w:tblGrid>
-        <w:gridCol w:w="2835"/>
-        <w:gridCol w:w="2835"/>
-        <w:gridCol w:w="2835"/>
-        <w:gridCol w:w="2835"/>
+        <w:gridCol w:w="2000"/>
+        <w:gridCol w:w="2819"/>
+        <w:gridCol w:w="2000"/>
+        <w:gridCol w:w="2819"/>
       </w:tblGrid>
-      <w:tr xmlns:wp14="http://schemas.microsoft.com/office/word/2010/wordml" wp14:textId="77777777">
-        <w:trPr>
-          <w:trHeight w:val="1134"/>
-        </w:trPr>
+      <w:tr>
         <w:tc>
           <w:tcPr>
-            <w:tcW w:w="2835" w:type="dxa"/>
-            <w:shd w:val="clear" w:color="auto" w:fill="D9D9D9"/>
-            <w:tcMar/>
+            <w:tcW w:type="dxa" w:w="2000"/>
+            <w:tcBorders>
+              <w:top w:val="single" w:color="CCCCCC" w:sz="8"/>
+              <w:left w:val="single" w:color="CCCCCC" w:sz="8"/>
+              <w:bottom w:val="single" w:color="CCCCCC" w:sz="8"/>
+              <w:right w:val="single" w:color="CCCCCC" w:sz="8"/>
+            </w:tcBorders>
+            <w:shd w:fill="F2F2F2" w:val="clear"/>
+            <w:tcMar>
+              <w:top w:type="dxa" w:w="70"/>
+              <w:left w:type="dxa" w:w="120"/>
+              <w:bottom w:type="dxa" w:w="70"/>
+              <w:right w:type="dxa" w:w="120"/>
+            </w:tcMar>
             <w:vAlign w:val="center"/>
           </w:tcPr>
-          <w:p wp14:textId="77777777">
+          <w:p>
+            <w:pPr>
+              <w:spacing w:after="0" w:before="0" w:line="276"/>
+              <w:jc w:val="left"/>
+            </w:pPr>
             <w:r>
               <w:rPr>
-                <w:b w:val="1"/>
-                <w:bCs w:val="1"/>
-                <w:lang w:val="en-US"/>
+                <w:rFonts w:ascii="맑은 고딕" w:cs="맑은 고딕" w:eastAsia="맑은 고딕" w:hAnsi="맑은 고딕"/>
+                <w:b/>
+                <w:bCs/>
+                <w:color w:val="222222"/>
+                <w:sz w:val="20"/>
+                <w:szCs w:val="20"/>
               </w:rPr>
-              <w:t>보고 기간</w:t>
+              <w:t xml:space="preserve">보고 기간</w:t>
             </w:r>
           </w:p>
         </w:tc>
         <w:tc>
           <w:tcPr>
-            <w:tcW w:w="2835" w:type="dxa"/>
-            <w:tcMar/>
+            <w:tcW w:type="dxa" w:w="2819"/>
+            <w:tcBorders>
+              <w:top w:val="single" w:color="CCCCCC" w:sz="8"/>
+              <w:left w:val="single" w:color="CCCCCC" w:sz="8"/>
+              <w:bottom w:val="single" w:color="CCCCCC" w:sz="8"/>
+              <w:right w:val="single" w:color="CCCCCC" w:sz="8"/>
+            </w:tcBorders>
+            <w:tcMar>
+              <w:top w:type="dxa" w:w="70"/>
+              <w:left w:type="dxa" w:w="120"/>
+              <w:bottom w:type="dxa" w:w="70"/>
+              <w:right w:type="dxa" w:w="120"/>
+            </w:tcMar>
             <w:vAlign w:val="center"/>
           </w:tcPr>
-          <w:p wp14:textId="02375230">
+          <w:p>
             <w:pPr>
-              <w:pStyle w:val="Normal"/>
+              <w:spacing w:after="0" w:before="0" w:line="276"/>
+              <w:jc w:val="left"/>
             </w:pPr>
             <w:r>
               <w:rPr>
-                <w:lang w:val="en-US"/>
+                <w:rFonts w:ascii="맑은 고딕" w:cs="맑은 고딕" w:eastAsia="맑은 고딕" w:hAnsi="맑은 고딕"/>
+                <w:b w:val="false"/>
+                <w:bCs w:val="false"/>
+                <w:color w:val="666666"/>
+                <w:sz w:val="18"/>
+                <w:szCs w:val="18"/>
               </w:rPr>
-              <w:t>{#selectedDate}</w:t>
+              <w:t xml:space="preserve">{#selectedDate}</w:t>
             </w:r>
           </w:p>
-          <w:p wp14:textId="123EFA58">
+          <w:p>
             <w:pPr>
-              <w:pStyle w:val="Normal"/>
+              <w:spacing w:after="0" w:before="0" w:line="276"/>
+              <w:jc w:val="left"/>
             </w:pPr>
             <w:r>
               <w:rPr>
-                <w:lang w:val="en-US"/>
+                <w:rFonts w:ascii="맑은 고딕" w:cs="맑은 고딕" w:eastAsia="맑은 고딕" w:hAnsi="맑은 고딕"/>
+                <w:b w:val="false"/>
+                <w:bCs w:val="false"/>
+                <w:color w:val="222222"/>
+                <w:sz w:val="21"/>
+                <w:szCs w:val="21"/>
               </w:rPr>
-              <w:t>{.}</w:t>
+              <w:t xml:space="preserve">{.}</w:t>
             </w:r>
           </w:p>
-          <w:p wp14:textId="23A1122A">
+          <w:p>
             <w:pPr>
-              <w:pStyle w:val="Normal"/>
+              <w:spacing w:after="0" w:before="0" w:line="276"/>
+              <w:jc w:val="left"/>
             </w:pPr>
             <w:r>
               <w:rPr>
-                <w:lang w:val="en-US"/>
+                <w:rFonts w:ascii="맑은 고딕" w:cs="맑은 고딕" w:eastAsia="맑은 고딕" w:hAnsi="맑은 고딕"/>
+                <w:b w:val="false"/>
+                <w:bCs w:val="false"/>
+                <w:color w:val="666666"/>
+                <w:sz w:val="18"/>
+                <w:szCs w:val="18"/>
               </w:rPr>
-              <w:t>{/selectedDate}</w:t>
+              <w:t xml:space="preserve">{/selectedDate}</w:t>
             </w:r>
           </w:p>
         </w:tc>
         <w:tc>
           <w:tcPr>
-            <w:tcW w:w="2835" w:type="dxa"/>
-            <w:shd w:val="clear" w:color="auto" w:fill="D9D9D9"/>
-            <w:tcMar/>
+            <w:tcW w:type="dxa" w:w="2000"/>
+            <w:tcBorders>
+              <w:top w:val="single" w:color="CCCCCC" w:sz="8"/>
+              <w:left w:val="single" w:color="CCCCCC" w:sz="8"/>
+              <w:bottom w:val="single" w:color="CCCCCC" w:sz="8"/>
+              <w:right w:val="single" w:color="CCCCCC" w:sz="8"/>
+            </w:tcBorders>
+            <w:shd w:fill="F2F2F2" w:val="clear"/>
+            <w:tcMar>
+              <w:top w:type="dxa" w:w="70"/>
+              <w:left w:type="dxa" w:w="120"/>
+              <w:bottom w:type="dxa" w:w="70"/>
+              <w:right w:type="dxa" w:w="120"/>
+            </w:tcMar>
             <w:vAlign w:val="center"/>
           </w:tcPr>
-          <w:p wp14:textId="77777777">
+          <w:p>
+            <w:pPr>
+              <w:spacing w:after="0" w:before="0" w:line="276"/>
+              <w:jc w:val="left"/>
+            </w:pPr>
             <w:r>
               <w:rPr>
-                <w:b w:val="1"/>
-                <w:bCs w:val="1"/>
-                <w:lang w:val="en-US"/>
+                <w:rFonts w:ascii="맑은 고딕" w:cs="맑은 고딕" w:eastAsia="맑은 고딕" w:hAnsi="맑은 고딕"/>
+                <w:b/>
+                <w:bCs/>
+                <w:color w:val="222222"/>
+                <w:sz w:val="20"/>
+                <w:szCs w:val="20"/>
               </w:rPr>
-              <w:t>생성일</w:t>
+              <w:t xml:space="preserve">생성일</w:t>
             </w:r>
           </w:p>
         </w:tc>
         <w:tc>
           <w:tcPr>
-            <w:tcW w:w="2835" w:type="dxa"/>
-            <w:tcMar/>
+            <w:tcW w:type="dxa" w:w="2819"/>
+            <w:tcBorders>
+              <w:top w:val="single" w:color="CCCCCC" w:sz="8"/>
+              <w:left w:val="single" w:color="CCCCCC" w:sz="8"/>
+              <w:bottom w:val="single" w:color="CCCCCC" w:sz="8"/>
+              <w:right w:val="single" w:color="CCCCCC" w:sz="8"/>
+            </w:tcBorders>
+            <w:tcMar>
+              <w:top w:type="dxa" w:w="70"/>
+              <w:left w:type="dxa" w:w="120"/>
+              <w:bottom w:type="dxa" w:w="70"/>
+              <w:right w:type="dxa" w:w="120"/>
+            </w:tcMar>
             <w:vAlign w:val="center"/>
           </w:tcPr>
-          <w:p wp14:textId="77777777">
+          <w:p>
+            <w:pPr>
+              <w:spacing w:after="0" w:before="0" w:line="276"/>
+              <w:jc w:val="left"/>
+            </w:pPr>
             <w:r>
               <w:rPr>
-                <w:lang w:val="en-US"/>
+                <w:rFonts w:ascii="맑은 고딕" w:cs="맑은 고딕" w:eastAsia="맑은 고딕" w:hAnsi="맑은 고딕"/>
+                <w:b w:val="false"/>
+                <w:bCs w:val="false"/>
+                <w:color w:val="222222"/>
+                <w:sz w:val="21"/>
+                <w:szCs w:val="21"/>
               </w:rPr>
-              <w:t>{created_date}</w:t>
+              <w:t xml:space="preserve">{created_date}</w:t>
             </w:r>
           </w:p>
         </w:tc>
       </w:tr>
-      <w:tr xmlns:wp14="http://schemas.microsoft.com/office/word/2010/wordml" wp14:textId="77777777">
-        <w:trPr>
-          <w:trHeight w:val="1134"/>
-        </w:trPr>
+      <w:tr>
         <w:tc>
           <w:tcPr>
-            <w:tcW w:w="2835" w:type="dxa"/>
-            <w:shd w:val="clear" w:color="auto" w:fill="D9D9D9"/>
-            <w:tcMar/>
+            <w:tcW w:type="dxa" w:w="2000"/>
+            <w:tcBorders>
+              <w:top w:val="single" w:color="CCCCCC" w:sz="8"/>
+              <w:left w:val="single" w:color="CCCCCC" w:sz="8"/>
+              <w:bottom w:val="single" w:color="CCCCCC" w:sz="8"/>
+              <w:right w:val="single" w:color="CCCCCC" w:sz="8"/>
+            </w:tcBorders>
+            <w:shd w:fill="F2F2F2" w:val="clear"/>
+            <w:tcMar>
+              <w:top w:type="dxa" w:w="70"/>
+              <w:left w:type="dxa" w:w="120"/>
+              <w:bottom w:type="dxa" w:w="70"/>
+              <w:right w:type="dxa" w:w="120"/>
+            </w:tcMar>
             <w:vAlign w:val="center"/>
           </w:tcPr>
-          <w:p wp14:textId="77777777">
+          <w:p>
+            <w:pPr>
+              <w:spacing w:after="0" w:before="0" w:line="276"/>
+              <w:jc w:val="left"/>
+            </w:pPr>
             <w:r>
               <w:rPr>
-                <w:b w:val="1"/>
-                <w:bCs w:val="1"/>
-                <w:lang w:val="en-US"/>
+                <w:rFonts w:ascii="맑은 고딕" w:cs="맑은 고딕" w:eastAsia="맑은 고딕" w:hAnsi="맑은 고딕"/>
+                <w:b/>
+                <w:bCs/>
+                <w:color w:val="222222"/>
+                <w:sz w:val="20"/>
+                <w:szCs w:val="20"/>
               </w:rPr>
-              <w:t>총 프로젝트</w:t>
+              <w:t xml:space="preserve">총 프로젝트</w:t>
             </w:r>
           </w:p>
         </w:tc>
         <w:tc>
           <w:tcPr>
-            <w:tcW w:w="2835" w:type="dxa"/>
-            <w:tcMar/>
+            <w:tcW w:type="dxa" w:w="7638"/>
+            <w:gridSpan w:val="3"/>
+            <w:tcBorders>
+              <w:top w:val="single" w:color="CCCCCC" w:sz="8"/>
+              <w:left w:val="single" w:color="CCCCCC" w:sz="8"/>
+              <w:bottom w:val="single" w:color="CCCCCC" w:sz="8"/>
+              <w:right w:val="single" w:color="CCCCCC" w:sz="8"/>
+            </w:tcBorders>
+            <w:tcMar>
+              <w:top w:type="dxa" w:w="70"/>
+              <w:left w:type="dxa" w:w="120"/>
+              <w:bottom w:type="dxa" w:w="70"/>
+              <w:right w:type="dxa" w:w="120"/>
+            </w:tcMar>
             <w:vAlign w:val="center"/>
           </w:tcPr>
-          <w:p wp14:textId="77777777">
+          <w:p>
+            <w:pPr>
+              <w:spacing w:after="0" w:before="0"/>
+            </w:pPr>
             <w:r>
               <w:rPr>
-                <w:lang w:val="en-US"/>
+                <w:rFonts w:ascii="맑은 고딕" w:cs="맑은 고딕" w:eastAsia="맑은 고딕" w:hAnsi="맑은 고딕"/>
+                <w:b w:val="false"/>
+                <w:bCs w:val="false"/>
+                <w:color w:val="222222"/>
+                <w:sz w:val="21"/>
+                <w:szCs w:val="21"/>
               </w:rPr>
-              <w:t>{project_count} 건</w:t>
+              <w:t xml:space="preserve">{project_count}</w:t>
             </w:r>
-          </w:p>
-        </w:tc>
-        <w:tc>
-          <w:tcPr>
-            <w:tcW w:w="2835" w:type="dxa"/>
-            <w:shd w:val="clear" w:color="auto" w:fill="D9D9D9"/>
-            <w:tcMar/>
-            <w:vAlign w:val="center"/>
-          </w:tcPr>
-          <w:p wp14:textId="53442926">
-            <w:pPr>
+            <w:r>
               <w:rPr>
-                <w:b w:val="1"/>
-                <w:bCs w:val="1"/>
-                <w:lang w:val="en-US"/>
+                <w:rFonts w:ascii="맑은 고딕" w:cs="맑은 고딕" w:eastAsia="맑은 고딕" w:hAnsi="맑은 고딕"/>
+                <w:b w:val="false"/>
+                <w:bCs w:val="false"/>
+                <w:color w:val="222222"/>
+                <w:sz w:val="21"/>
+                <w:szCs w:val="21"/>
               </w:rPr>
-            </w:pPr>
-          </w:p>
-        </w:tc>
-        <w:tc>
-          <w:tcPr>
-            <w:tcW w:w="2835" w:type="dxa"/>
-            <w:tcMar/>
-            <w:vAlign w:val="center"/>
-          </w:tcPr>
-          <w:p wp14:textId="366E1FEC">
-            <w:pPr>
-              <w:rPr>
-                <w:lang w:val="en-US"/>
-              </w:rPr>
-            </w:pPr>
+              <w:t xml:space="preserve"> 건</w:t>
+            </w:r>
           </w:p>
         </w:tc>
       </w:tr>
     </w:tbl>
-    <w:p xmlns:wp14="http://schemas.microsoft.com/office/word/2010/wordml" wp14:textId="77777777">
-      <w:pPr>
-        <w:spacing w:before="300" w:after="80"/>
-      </w:pPr>
-      <w:r>
-        <w:rPr>
-          <w:b w:val="1"/>
-          <w:bCs w:val="1"/>
-          <w:sz w:val="26"/>
-          <w:szCs w:val="26"/>
-          <w:lang w:val="en-US"/>
-        </w:rPr>
-        <w:t>프로젝트별 진행 현황</w:t>
-      </w:r>
-    </w:p>
-    <w:p xmlns:wp14="http://schemas.microsoft.com/office/word/2010/wordml" wp14:textId="77777777">
-      <w:r>
-        <w:rPr>
-          <w:sz w:val="2"/>
-          <w:szCs w:val="2"/>
-        </w:rPr>
-        <w:t xml:space="preserve">{#projects}</w:t>
-      </w:r>
-    </w:p>
-    <w:p xmlns:wp14="http://schemas.microsoft.com/office/word/2010/wordml" wp14:textId="77777777">
-      <w:pPr>
-        <w:shd w:val="clear" w:color="auto" w:fill="EFEFEF"/>
-        <w:spacing w:before="200" w:after="60"/>
-      </w:pPr>
-      <w:r>
-        <w:rPr>
-          <w:b w:val="1"/>
-          <w:bCs w:val="1"/>
+    <w:p>
+      <w:pPr>
+        <w:spacing w:after="80" w:before="360" w:line="276"/>
+        <w:jc w:val="left"/>
+      </w:pPr>
+      <w:r>
+        <w:rPr>
+          <w:rFonts w:ascii="맑은 고딕" w:cs="맑은 고딕" w:eastAsia="맑은 고딕" w:hAnsi="맑은 고딕"/>
+          <w:b/>
+          <w:bCs/>
+          <w:color w:val="222222"/>
           <w:sz w:val="24"/>
           <w:szCs w:val="24"/>
-          <w:lang w:val="en-US"/>
-        </w:rPr>
-        <w:t>■ {project_name}</w:t>
-      </w:r>
-    </w:p>
-    <w:p xmlns:wp14="http://schemas.microsoft.com/office/word/2010/wordml" wp14:textId="77777777">
-      <w:pPr>
-        <w:spacing w:before="160" w:after="40"/>
-      </w:pPr>
-      <w:r>
-        <w:rPr>
-          <w:b w:val="1"/>
-          <w:bCs w:val="1"/>
-          <w:sz w:val="20"/>
-          <w:szCs w:val="20"/>
-          <w:lang w:val="en-US"/>
-        </w:rPr>
-        <w:t>완료 업무</w:t>
-      </w:r>
-    </w:p>
-    <w:p xmlns:wp14="http://schemas.microsoft.com/office/word/2010/wordml" wp14:textId="77777777">
-      <w:r>
-        <w:rPr>
-          <w:sz w:val="2"/>
-          <w:szCs w:val="2"/>
+        </w:rPr>
+        <w:t xml:space="preserve">프로젝트별 진행 현황</w:t>
+      </w:r>
+    </w:p>
+    <w:p>
+      <w:pPr>
+        <w:spacing w:after="0" w:before="0" w:line="276"/>
+        <w:jc w:val="left"/>
+      </w:pPr>
+      <w:r>
+        <w:rPr>
+          <w:rFonts w:ascii="맑은 고딕" w:cs="맑은 고딕" w:eastAsia="맑은 고딕" w:hAnsi="맑은 고딕"/>
+          <w:b w:val="false"/>
+          <w:bCs w:val="false"/>
+          <w:color w:val="666666"/>
+          <w:sz w:val="18"/>
+          <w:szCs w:val="18"/>
+        </w:rPr>
+        <w:t xml:space="preserve">{#projects}</w:t>
+      </w:r>
+    </w:p>
+    <w:p>
+      <w:pPr>
+        <w:spacing w:after="40" w:before="200" w:line="276"/>
+        <w:jc w:val="left"/>
+      </w:pPr>
+      <w:r>
+        <w:rPr>
+          <w:rFonts w:ascii="맑은 고딕" w:cs="맑은 고딕" w:eastAsia="맑은 고딕" w:hAnsi="맑은 고딕"/>
+          <w:b/>
+          <w:bCs/>
+          <w:color w:val="222222"/>
+          <w:sz w:val="24"/>
+          <w:szCs w:val="24"/>
+        </w:rPr>
+        <w:t xml:space="preserve">■ {project_name}</w:t>
+      </w:r>
+    </w:p>
+    <w:p>
+      <w:pPr>
+        <w:spacing w:after="60" w:before="220" w:line="276"/>
+        <w:jc w:val="left"/>
+      </w:pPr>
+      <w:r>
+        <w:rPr>
+          <w:rFonts w:ascii="맑은 고딕" w:cs="맑은 고딕" w:eastAsia="맑은 고딕" w:hAnsi="맑은 고딕"/>
+          <w:b/>
+          <w:bCs/>
+          <w:color w:val="222222"/>
+          <w:sz w:val="22"/>
+          <w:szCs w:val="22"/>
+        </w:rPr>
+        <w:t xml:space="preserve">완료 업무</w:t>
+      </w:r>
+    </w:p>
+    <w:p>
+      <w:pPr>
+        <w:spacing w:after="0" w:before="0" w:line="276"/>
+        <w:jc w:val="left"/>
+      </w:pPr>
+      <w:r>
+        <w:rPr>
+          <w:rFonts w:ascii="맑은 고딕" w:cs="맑은 고딕" w:eastAsia="맑은 고딕" w:hAnsi="맑은 고딕"/>
+          <w:b w:val="false"/>
+          <w:bCs w:val="false"/>
+          <w:color w:val="666666"/>
+          <w:sz w:val="18"/>
+          <w:szCs w:val="18"/>
         </w:rPr>
         <w:t xml:space="preserve">{#completed}</w:t>
       </w:r>
     </w:p>
-    <w:p xmlns:wp14="http://schemas.microsoft.com/office/word/2010/wordml" wp14:textId="77777777">
+    <w:p>
       <w:pPr>
         <w:pStyle w:val="ListParagraph"/>
         <w:numPr>
           <w:ilvl w:val="0"/>
-          <w:numId w:val="1"/>
+          <w:numId w:val="2"/>
         </w:numPr>
-        <w:spacing w:after="60"/>
-      </w:pPr>
-      <w:r>
+        <w:spacing w:after="40" w:before="40" w:line="276"/>
+      </w:pPr>
+      <w:r>
+        <w:rPr>
+          <w:rFonts w:ascii="맑은 고딕" w:cs="맑은 고딕" w:eastAsia="맑은 고딕" w:hAnsi="맑은 고딕"/>
+          <w:b w:val="false"/>
+          <w:bCs w:val="false"/>
+          <w:color w:val="222222"/>
+          <w:sz w:val="21"/>
+          <w:szCs w:val="21"/>
+        </w:rPr>
         <w:t xml:space="preserve">{.}</w:t>
       </w:r>
     </w:p>
-    <w:p xmlns:wp14="http://schemas.microsoft.com/office/word/2010/wordml" wp14:textId="77777777">
-      <w:r>
-        <w:rPr>
-          <w:sz w:val="2"/>
-          <w:szCs w:val="2"/>
+    <w:p>
+      <w:pPr>
+        <w:spacing w:after="0" w:before="0" w:line="276"/>
+        <w:jc w:val="left"/>
+      </w:pPr>
+      <w:r>
+        <w:rPr>
+          <w:rFonts w:ascii="맑은 고딕" w:cs="맑은 고딕" w:eastAsia="맑은 고딕" w:hAnsi="맑은 고딕"/>
+          <w:b w:val="false"/>
+          <w:bCs w:val="false"/>
+          <w:color w:val="666666"/>
+          <w:sz w:val="18"/>
+          <w:szCs w:val="18"/>
         </w:rPr>
         <w:t xml:space="preserve">{/completed}</w:t>
       </w:r>
     </w:p>
-    <w:p xmlns:wp14="http://schemas.microsoft.com/office/word/2010/wordml" wp14:textId="77777777">
-      <w:pPr>
-        <w:spacing w:before="160" w:after="40"/>
-      </w:pPr>
-      <w:r>
-        <w:rPr>
-          <w:b w:val="1"/>
-          <w:bCs w:val="1"/>
-          <w:sz w:val="20"/>
-          <w:szCs w:val="20"/>
-          <w:lang w:val="en-US"/>
-        </w:rPr>
-        <w:t>진행 중 업무</w:t>
-      </w:r>
-    </w:p>
-    <w:p xmlns:wp14="http://schemas.microsoft.com/office/word/2010/wordml" wp14:textId="77777777">
-      <w:r>
-        <w:rPr>
-          <w:sz w:val="2"/>
-          <w:szCs w:val="2"/>
+    <w:p>
+      <w:pPr>
+        <w:spacing w:after="60" w:before="220" w:line="276"/>
+        <w:jc w:val="left"/>
+      </w:pPr>
+      <w:r>
+        <w:rPr>
+          <w:rFonts w:ascii="맑은 고딕" w:cs="맑은 고딕" w:eastAsia="맑은 고딕" w:hAnsi="맑은 고딕"/>
+          <w:b/>
+          <w:bCs/>
+          <w:color w:val="222222"/>
+          <w:sz w:val="22"/>
+          <w:szCs w:val="22"/>
+        </w:rPr>
+        <w:t xml:space="preserve">진행 중 업무</w:t>
+      </w:r>
+    </w:p>
+    <w:p>
+      <w:pPr>
+        <w:spacing w:after="0" w:before="0" w:line="276"/>
+        <w:jc w:val="left"/>
+      </w:pPr>
+      <w:r>
+        <w:rPr>
+          <w:rFonts w:ascii="맑은 고딕" w:cs="맑은 고딕" w:eastAsia="맑은 고딕" w:hAnsi="맑은 고딕"/>
+          <w:b w:val="false"/>
+          <w:bCs w:val="false"/>
+          <w:color w:val="666666"/>
+          <w:sz w:val="18"/>
+          <w:szCs w:val="18"/>
         </w:rPr>
         <w:t xml:space="preserve">{#inProgress}</w:t>
       </w:r>
     </w:p>
-    <w:p xmlns:wp14="http://schemas.microsoft.com/office/word/2010/wordml" wp14:textId="77777777">
+    <w:p>
       <w:pPr>
         <w:pStyle w:val="ListParagraph"/>
         <w:numPr>
           <w:ilvl w:val="0"/>
-          <w:numId w:val="1"/>
+          <w:numId w:val="2"/>
         </w:numPr>
-        <w:spacing w:after="60"/>
-      </w:pPr>
-      <w:r>
+        <w:spacing w:after="40" w:before="40" w:line="276"/>
+      </w:pPr>
+      <w:r>
+        <w:rPr>
+          <w:rFonts w:ascii="맑은 고딕" w:cs="맑은 고딕" w:eastAsia="맑은 고딕" w:hAnsi="맑은 고딕"/>
+          <w:b w:val="false"/>
+          <w:bCs w:val="false"/>
+          <w:color w:val="222222"/>
+          <w:sz w:val="21"/>
+          <w:szCs w:val="21"/>
+        </w:rPr>
         <w:t xml:space="preserve">{.}</w:t>
       </w:r>
     </w:p>
-    <w:p xmlns:wp14="http://schemas.microsoft.com/office/word/2010/wordml" wp14:textId="77777777">
-      <w:r>
-        <w:rPr>
-          <w:sz w:val="2"/>
-          <w:szCs w:val="2"/>
-          <w:lang w:val="en-US"/>
-        </w:rPr>
-        <w:t>{/inProgress}</w:t>
-      </w:r>
-    </w:p>
-    <w:p xmlns:wp14="http://schemas.microsoft.com/office/word/2010/wordml" wp14:textId="77777777">
-      <w:pPr>
-        <w:spacing w:before="160" w:after="40"/>
-      </w:pPr>
-      <w:r>
-        <w:rPr>
-          <w:b w:val="1"/>
-          <w:bCs w:val="1"/>
-          <w:sz w:val="20"/>
-          <w:szCs w:val="20"/>
-          <w:lang w:val="en-US"/>
-        </w:rPr>
-        <w:t>이슈</w:t>
-      </w:r>
-    </w:p>
-    <w:p xmlns:wp14="http://schemas.microsoft.com/office/word/2010/wordml" wp14:textId="77777777">
-      <w:r>
-        <w:rPr>
-          <w:sz w:val="2"/>
-          <w:szCs w:val="2"/>
+    <w:p>
+      <w:pPr>
+        <w:spacing w:after="0" w:before="0" w:line="276"/>
+        <w:jc w:val="left"/>
+      </w:pPr>
+      <w:r>
+        <w:rPr>
+          <w:rFonts w:ascii="맑은 고딕" w:cs="맑은 고딕" w:eastAsia="맑은 고딕" w:hAnsi="맑은 고딕"/>
+          <w:b w:val="false"/>
+          <w:bCs w:val="false"/>
+          <w:color w:val="666666"/>
+          <w:sz w:val="18"/>
+          <w:szCs w:val="18"/>
+        </w:rPr>
+        <w:t xml:space="preserve">{/inProgress}</w:t>
+      </w:r>
+    </w:p>
+    <w:p>
+      <w:pPr>
+        <w:spacing w:after="60" w:before="220" w:line="276"/>
+        <w:jc w:val="left"/>
+      </w:pPr>
+      <w:r>
+        <w:rPr>
+          <w:rFonts w:ascii="맑은 고딕" w:cs="맑은 고딕" w:eastAsia="맑은 고딕" w:hAnsi="맑은 고딕"/>
+          <w:b/>
+          <w:bCs/>
+          <w:color w:val="222222"/>
+          <w:sz w:val="22"/>
+          <w:szCs w:val="22"/>
+        </w:rPr>
+        <w:t xml:space="preserve">이슈</w:t>
+      </w:r>
+    </w:p>
+    <w:p>
+      <w:pPr>
+        <w:spacing w:after="0" w:before="0" w:line="276"/>
+        <w:jc w:val="left"/>
+      </w:pPr>
+      <w:r>
+        <w:rPr>
+          <w:rFonts w:ascii="맑은 고딕" w:cs="맑은 고딕" w:eastAsia="맑은 고딕" w:hAnsi="맑은 고딕"/>
+          <w:b w:val="false"/>
+          <w:bCs w:val="false"/>
+          <w:color w:val="666666"/>
+          <w:sz w:val="18"/>
+          <w:szCs w:val="18"/>
         </w:rPr>
         <w:t xml:space="preserve">{#issues}</w:t>
       </w:r>
     </w:p>
-    <w:p xmlns:wp14="http://schemas.microsoft.com/office/word/2010/wordml" wp14:textId="77777777">
+    <w:p>
       <w:pPr>
         <w:pStyle w:val="ListParagraph"/>
         <w:numPr>
           <w:ilvl w:val="0"/>
-          <w:numId w:val="1"/>
+          <w:numId w:val="2"/>
         </w:numPr>
-        <w:spacing w:after="60"/>
-        <w:rPr/>
-      </w:pPr>
-      <w:r>
-        <w:rPr>
-          <w:lang w:val="en-US"/>
-        </w:rPr>
-        <w:t>{^resolved}[미해결] {/resolved}{content}</w:t>
-      </w:r>
-    </w:p>
-    <w:p xmlns:wp14="http://schemas.microsoft.com/office/word/2010/wordml" wp14:textId="77777777">
-      <w:r>
-        <w:rPr>
-          <w:sz w:val="2"/>
-          <w:szCs w:val="2"/>
+        <w:spacing w:after="40" w:before="40" w:line="276"/>
+      </w:pPr>
+      <w:r>
+        <w:rPr>
+          <w:rFonts w:ascii="맑은 고딕" w:cs="맑은 고딕" w:eastAsia="맑은 고딕" w:hAnsi="맑은 고딕"/>
+          <w:b w:val="false"/>
+          <w:bCs w:val="false"/>
+          <w:color w:val="222222"/>
+          <w:sz w:val="21"/>
+          <w:szCs w:val="21"/>
+        </w:rPr>
+        <w:t xml:space="preserve">{^resolved}[미해결] {/resolved}{content}</w:t>
+      </w:r>
+    </w:p>
+    <w:p>
+      <w:pPr>
+        <w:spacing w:after="0" w:before="0" w:line="276"/>
+        <w:jc w:val="left"/>
+      </w:pPr>
+      <w:r>
+        <w:rPr>
+          <w:rFonts w:ascii="맑은 고딕" w:cs="맑은 고딕" w:eastAsia="맑은 고딕" w:hAnsi="맑은 고딕"/>
+          <w:b w:val="false"/>
+          <w:bCs w:val="false"/>
+          <w:color w:val="666666"/>
+          <w:sz w:val="18"/>
+          <w:szCs w:val="18"/>
         </w:rPr>
         <w:t xml:space="preserve">{/issues}</w:t>
       </w:r>
     </w:p>
-    <w:p xmlns:wp14="http://schemas.microsoft.com/office/word/2010/wordml" wp14:textId="77777777">
-      <w:pPr>
-        <w:spacing w:before="160" w:after="40"/>
-      </w:pPr>
-      <w:r>
-        <w:rPr>
-          <w:b w:val="1"/>
-          <w:bCs w:val="1"/>
-          <w:sz w:val="20"/>
-          <w:szCs w:val="20"/>
-          <w:lang w:val="en-US"/>
-        </w:rPr>
-        <w:t>다음 주 계획</w:t>
-      </w:r>
-    </w:p>
-    <w:p xmlns:wp14="http://schemas.microsoft.com/office/word/2010/wordml" wp14:textId="77777777">
-      <w:r>
-        <w:rPr>
-          <w:sz w:val="2"/>
-          <w:szCs w:val="2"/>
+    <w:p>
+      <w:pPr>
+        <w:spacing w:after="60" w:before="220" w:line="276"/>
+        <w:jc w:val="left"/>
+      </w:pPr>
+      <w:r>
+        <w:rPr>
+          <w:rFonts w:ascii="맑은 고딕" w:cs="맑은 고딕" w:eastAsia="맑은 고딕" w:hAnsi="맑은 고딕"/>
+          <w:b/>
+          <w:bCs/>
+          <w:color w:val="222222"/>
+          <w:sz w:val="22"/>
+          <w:szCs w:val="22"/>
+        </w:rPr>
+        <w:t xml:space="preserve">다음 주 계획</w:t>
+      </w:r>
+    </w:p>
+    <w:p>
+      <w:pPr>
+        <w:spacing w:after="0" w:before="0" w:line="276"/>
+        <w:jc w:val="left"/>
+      </w:pPr>
+      <w:r>
+        <w:rPr>
+          <w:rFonts w:ascii="맑은 고딕" w:cs="맑은 고딕" w:eastAsia="맑은 고딕" w:hAnsi="맑은 고딕"/>
+          <w:b w:val="false"/>
+          <w:bCs w:val="false"/>
+          <w:color w:val="666666"/>
+          <w:sz w:val="18"/>
+          <w:szCs w:val="18"/>
         </w:rPr>
         <w:t xml:space="preserve">{#nextPlans}</w:t>
       </w:r>
     </w:p>
-    <w:p xmlns:wp14="http://schemas.microsoft.com/office/word/2010/wordml" wp14:textId="77777777">
+    <w:p>
       <w:pPr>
         <w:pStyle w:val="ListParagraph"/>
         <w:numPr>
           <w:ilvl w:val="0"/>
-          <w:numId w:val="1"/>
+          <w:numId w:val="2"/>
         </w:numPr>
-        <w:spacing w:after="60"/>
-      </w:pPr>
-      <w:r>
+        <w:spacing w:after="40" w:before="40" w:line="276"/>
+      </w:pPr>
+      <w:r>
+        <w:rPr>
+          <w:rFonts w:ascii="맑은 고딕" w:cs="맑은 고딕" w:eastAsia="맑은 고딕" w:hAnsi="맑은 고딕"/>
+          <w:b w:val="false"/>
+          <w:bCs w:val="false"/>
+          <w:color w:val="222222"/>
+          <w:sz w:val="21"/>
+          <w:szCs w:val="21"/>
+        </w:rPr>
         <w:t xml:space="preserve">{.}</w:t>
       </w:r>
     </w:p>
-    <w:p xmlns:wp14="http://schemas.microsoft.com/office/word/2010/wordml" wp14:textId="77777777">
-      <w:r>
-        <w:rPr>
-          <w:sz w:val="2"/>
-          <w:szCs w:val="2"/>
-          <w:lang w:val="en-US"/>
-        </w:rPr>
-        <w:t>{/nextPlans}</w:t>
-      </w:r>
-    </w:p>
-    <w:p xmlns:wp14="http://schemas.microsoft.com/office/word/2010/wordml" wp14:textId="77777777">
-      <w:r>
-        <w:rPr>
-          <w:sz w:val="2"/>
-          <w:szCs w:val="2"/>
-        </w:rPr>
-        <w:t>{/projects}</w:t>
-      </w:r>
-    </w:p>
-    <w:p xmlns:wp14="http://schemas.microsoft.com/office/word/2010/wordml" wp14:textId="7DDB8CAE">
-      <w:pPr>
-        <w:spacing w:before="40"/>
-        <w:rPr>
-          <w:sz w:val="20"/>
-          <w:szCs w:val="20"/>
-          <w:lang w:val="en-US"/>
-        </w:rPr>
-      </w:pPr>
+    <w:p>
+      <w:pPr>
+        <w:spacing w:after="0" w:before="0" w:line="276"/>
+        <w:jc w:val="left"/>
+      </w:pPr>
+      <w:r>
+        <w:rPr>
+          <w:rFonts w:ascii="맑은 고딕" w:cs="맑은 고딕" w:eastAsia="맑은 고딕" w:hAnsi="맑은 고딕"/>
+          <w:b w:val="false"/>
+          <w:bCs w:val="false"/>
+          <w:color w:val="666666"/>
+          <w:sz w:val="18"/>
+          <w:szCs w:val="18"/>
+        </w:rPr>
+        <w:t xml:space="preserve">{/nextPlans}</w:t>
+      </w:r>
+    </w:p>
+    <w:p>
+      <w:pPr>
+        <w:spacing w:after="0" w:before="0" w:line="276"/>
+        <w:jc w:val="left"/>
+      </w:pPr>
+      <w:r>
+        <w:rPr>
+          <w:rFonts w:ascii="맑은 고딕" w:cs="맑은 고딕" w:eastAsia="맑은 고딕" w:hAnsi="맑은 고딕"/>
+          <w:b w:val="false"/>
+          <w:bCs w:val="false"/>
+          <w:color w:val="666666"/>
+          <w:sz w:val="18"/>
+          <w:szCs w:val="18"/>
+        </w:rPr>
+        <w:t xml:space="preserve">{/projects}</w:t>
+      </w:r>
     </w:p>
     <w:sectPr>
+      <w:footerReference w:type="default" r:id="rId7"/>
       <w:pgSz w:w="11906" w:h="16838" w:orient="portrait"/>
-      <w:pgMar w:top="1440" w:right="1440" w:bottom="1440" w:left="1440" w:header="708" w:footer="708" w:gutter="0"/>
+      <w:pgMar w:top="1134" w:right="1134" w:bottom="1134" w:left="1134" w:header="400" w:footer="500" w:gutter="0"/>
       <w:pgNumType/>
       <w:docGrid w:linePitch="360"/>
-      <w:cols w:num="1"/>
     </w:sectPr>
   </w:body>
 </w:document>
 </file>
 
+<file path=word/comments.xml><?xml version="1.0" encoding="utf-8"?>
+<w:comments xmlns:cx="http://schemas.microsoft.com/office/drawing/2014/chartex" xmlns:cx1="http://schemas.microsoft.com/office/drawing/2015/9/8/chartex" xmlns:cx2="http://schemas.microsoft.com/office/drawing/2015/10/21/chartex" xmlns:cx3="http://schemas.microsoft.com/office/drawing/2016/5/9/chartex" xmlns:cx4="http://schemas.microsoft.com/office/drawing/2016/5/10/chartex" xmlns:cx5="http://schemas.microsoft.com/office/drawing/2016/5/11/chartex" xmlns:cx6="http://schemas.microsoft.com/office/drawing/2016/5/12/chartex" xmlns:cx7="http://schemas.microsoft.com/office/drawing/2016/5/13/chartex" xmlns:cx8="http://schemas.microsoft.com/office/drawing/2016/5/14/chartex" xmlns:mc="http://schemas.openxmlformats.org/markup-compatibility/2006" xmlns:aink="http://schemas.microsoft.com/office/drawing/2016/ink" xmlns:am3d="http://schemas.microsoft.com/office/drawing/2017/model3d" xmlns:o="urn:schemas-microsoft-com:office:office" xmlns:r="http://schemas.openxmlformats.org/officeDocument/2006/relationships" xmlns:m="http://schemas.openxmlformats.org/officeDocument/2006/math" xmlns:v="urn:schemas-microsoft-com:vml" xmlns:wp14="http://schemas.microsoft.com/office/word/2010/wordprocessingDrawing" xmlns:wp="http://schemas.openxmlformats.org/drawingml/2006/wordprocessingDrawing" xmlns:w10="urn:schemas-microsoft-com:office:word" xmlns:w="http://schemas.openxmlformats.org/wordprocessingml/2006/main" xmlns:w14="http://schemas.microsoft.com/office/word/2010/wordml" xmlns:w15="http://schemas.microsoft.com/office/word/2012/wordml" xmlns:w16cex="http://schemas.microsoft.com/office/word/2018/wordml/cex" xmlns:w16cid="http://schemas.microsoft.com/office/word/2016/wordml/cid" xmlns:w16="http://schemas.microsoft.com/office/word/2018/wordml" xmlns:w16sdtdh="http://schemas.microsoft.com/office/word/2020/wordml/sdtdatahash" xmlns:w16se="http://schemas.microsoft.com/office/word/2015/wordml/symex" xmlns:wpg="http://schemas.microsoft.com/office/word/2010/wordprocessingGroup" xmlns:wpi="http://schemas.microsoft.com/office/word/2010/wordprocessingInk" xmlns:wne="http://schemas.microsoft.com/office/word/2006/wordml" xmlns:wps="http://schemas.microsoft.com/office/word/2010/wordprocessingShape"/>
+</file>
+
+<file path=word/endnotes.xml><?xml version="1.0" encoding="utf-8"?>
+<w:endnotes xmlns:wpc="http://schemas.microsoft.com/office/word/2010/wordprocessingCanvas" xmlns:mc="http://schemas.openxmlformats.org/markup-compatibility/2006" xmlns:o="urn:schemas-microsoft-com:office:office" xmlns:r="http://schemas.openxmlformats.org/officeDocument/2006/relationships" xmlns:m="http://schemas.openxmlformats.org/officeDocument/2006/math" xmlns:v="urn:schemas-microsoft-com:vml" xmlns:wp14="http://schemas.microsoft.com/office/word/2010/wordprocessingDrawing" xmlns:wp="http://schemas.openxmlformats.org/drawingml/2006/wordprocessingDrawing" xmlns:w10="urn:schemas-microsoft-com:office:word" xmlns:w="http://schemas.openxmlformats.org/wordprocessingml/2006/main" xmlns:w14="http://schemas.microsoft.com/office/word/2010/wordml" xmlns:w15="http://schemas.microsoft.com/office/word/2012/wordml" xmlns:wpg="http://schemas.microsoft.com/office/word/2010/wordprocessingGroup" xmlns:wpi="http://schemas.microsoft.com/office/word/2010/wordprocessingInk" xmlns:wne="http://schemas.microsoft.com/office/word/2006/wordml" xmlns:wps="http://schemas.microsoft.com/office/word/2010/wordprocessingShape" mc:Ignorable="w14 w15 wp14">
+  <w:endnote w:type="separator" w:id="-1">
+    <w:p>
+      <w:pPr>
+        <w:spacing w:after="0" w:line="240" w:lineRule="auto"/>
+      </w:pPr>
+      <w:r>
+        <w:rPr>
+          <w:rStyle w:val="EndnoteReference"/>
+        </w:rPr>
+        <w:endnoteRef/>
+      </w:r>
+      <w:r>
+        <w:separator/>
+      </w:r>
+    </w:p>
+  </w:endnote>
+  <w:endnote w:type="continuationSeparator" w:id="0">
+    <w:p>
+      <w:pPr>
+        <w:spacing w:after="0" w:line="240" w:lineRule="auto"/>
+      </w:pPr>
+      <w:r>
+        <w:rPr>
+          <w:rStyle w:val="EndnoteReference"/>
+        </w:rPr>
+        <w:endnoteRef/>
+      </w:r>
+      <w:r>
+        <w:continuationSeparator/>
+      </w:r>
+    </w:p>
+  </w:endnote>
+</w:endnotes>
+</file>
+
+<file path=word/footer1.xml><?xml version="1.0" encoding="utf-8"?>
+<w:ftr xmlns:wpc="http://schemas.microsoft.com/office/word/2010/wordprocessingCanvas" xmlns:mc="http://schemas.openxmlformats.org/markup-compatibility/2006" xmlns:o="urn:schemas-microsoft-com:office:office" xmlns:r="http://schemas.openxmlformats.org/officeDocument/2006/relationships" xmlns:m="http://schemas.openxmlformats.org/officeDocument/2006/math" xmlns:v="urn:schemas-microsoft-com:vml" xmlns:wp14="http://schemas.microsoft.com/office/word/2010/wordprocessingDrawing" xmlns:wp="http://schemas.openxmlformats.org/drawingml/2006/wordprocessingDrawing" xmlns:w10="urn:schemas-microsoft-com:office:word" xmlns:w="http://schemas.openxmlformats.org/wordprocessingml/2006/main" xmlns:w14="http://schemas.microsoft.com/office/word/2010/wordml" xmlns:w15="http://schemas.microsoft.com/office/word/2012/wordml" xmlns:wpg="http://schemas.microsoft.com/office/word/2010/wordprocessingGroup" xmlns:wpi="http://schemas.microsoft.com/office/word/2010/wordprocessingInk" xmlns:wne="http://schemas.microsoft.com/office/word/2006/wordml" xmlns:wps="http://schemas.microsoft.com/office/word/2010/wordprocessingShape">
+  <w:p>
+    <w:pPr>
+      <w:spacing w:before="80"/>
+      <w:jc w:val="right"/>
+    </w:pPr>
+    <w:r>
+      <w:rPr>
+        <w:rFonts w:ascii="맑은 고딕" w:cs="맑은 고딕" w:eastAsia="맑은 고딕" w:hAnsi="맑은 고딕"/>
+        <w:b w:val="false"/>
+        <w:bCs w:val="false"/>
+        <w:color w:val="666666"/>
+        <w:sz w:val="16"/>
+        <w:szCs w:val="16"/>
+      </w:rPr>
+      <w:t xml:space="preserve"/>
+    </w:r>
+    <w:r>
+      <w:rPr>
+        <w:rFonts w:ascii="맑은 고딕" w:cs="맑은 고딕" w:eastAsia="맑은 고딕" w:hAnsi="맑은 고딕"/>
+        <w:color w:val="666666"/>
+        <w:sz w:val="16"/>
+        <w:szCs w:val="16"/>
+      </w:rPr>
+      <w:fldChar w:fldCharType="begin"/>
+      <w:instrText xml:space="preserve">PAGE</w:instrText>
+      <w:fldChar w:fldCharType="separate"/>
+      <w:fldChar w:fldCharType="end"/>
+    </w:r>
+  </w:p>
+</w:ftr>
+</file>
+
+<file path=word/footnotes.xml><?xml version="1.0" encoding="utf-8"?>
+<w:footnotes xmlns:wpc="http://schemas.microsoft.com/office/word/2010/wordprocessingCanvas" xmlns:mc="http://schemas.openxmlformats.org/markup-compatibility/2006" xmlns:o="urn:schemas-microsoft-com:office:office" xmlns:r="http://schemas.openxmlformats.org/officeDocument/2006/relationships" xmlns:m="http://schemas.openxmlformats.org/officeDocument/2006/math" xmlns:v="urn:schemas-microsoft-com:vml" xmlns:wp14="http://schemas.microsoft.com/office/word/2010/wordprocessingDrawing" xmlns:wp="http://schemas.openxmlformats.org/drawingml/2006/wordprocessingDrawing" xmlns:w10="urn:schemas-microsoft-com:office:word" xmlns:w="http://schemas.openxmlformats.org/wordprocessingml/2006/main" xmlns:w14="http://schemas.microsoft.com/office/word/2010/wordml" xmlns:w15="http://schemas.microsoft.com/office/word/2012/wordml" xmlns:wpg="http://schemas.microsoft.com/office/word/2010/wordprocessingGroup" xmlns:wpi="http://schemas.microsoft.com/office/word/2010/wordprocessingInk" xmlns:wne="http://schemas.microsoft.com/office/word/2006/wordml" xmlns:wps="http://schemas.microsoft.com/office/word/2010/wordprocessingShape" mc:Ignorable="w14 w15 wp14">
+  <w:footnote w:type="separator" w:id="-1">
+    <w:p>
+      <w:pPr>
+        <w:spacing w:after="0" w:line="240" w:lineRule="auto"/>
+      </w:pPr>
+      <w:r>
+        <w:rPr>
+          <w:rStyle w:val="FootnoteReference"/>
+        </w:rPr>
+        <w:footnoteRef/>
+      </w:r>
+      <w:r>
+        <w:separator/>
+      </w:r>
+    </w:p>
+  </w:footnote>
+  <w:footnote w:type="continuationSeparator" w:id="0">
+    <w:p>
+      <w:pPr>
+        <w:spacing w:after="0" w:line="240" w:lineRule="auto"/>
+      </w:pPr>
+      <w:r>
+        <w:rPr>
+          <w:rStyle w:val="FootnoteReference"/>
+        </w:rPr>
+        <w:footnoteRef/>
+      </w:r>
+      <w:r>
+        <w:continuationSeparator/>
+      </w:r>
+    </w:p>
+  </w:footnote>
+</w:footnotes>
+</file>
+
 <file path=word/numbering.xml><?xml version="1.0" encoding="utf-8"?>
 <w:numbering xmlns:wpc="http://schemas.microsoft.com/office/word/2010/wordprocessingCanvas" xmlns:mc="http://schemas.openxmlformats.org/markup-compatibility/2006" xmlns:o="urn:schemas-microsoft-com:office:office" xmlns:r="http://schemas.openxmlformats.org/officeDocument/2006/relationships" xmlns:m="http://schemas.openxmlformats.org/officeDocument/2006/math" xmlns:v="urn:schemas-microsoft-com:vml" xmlns:wp14="http://schemas.microsoft.com/office/word/2010/wordprocessingDrawing" xmlns:wp="http://schemas.openxmlformats.org/drawingml/2006/wordprocessingDrawing" xmlns:w10="urn:schemas-microsoft-com:office:word" xmlns:w="http://schemas.openxmlformats.org/wordprocessingml/2006/main" xmlns:w14="http://schemas.microsoft.com/office/word/2010/wordml" xmlns:w15="http://schemas.microsoft.com/office/word/2012/wordml" xmlns:wpg="http://schemas.microsoft.com/office/word/2010/wordprocessingGroup" xmlns:wpi="http://schemas.microsoft.com/office/word/2010/wordprocessingInk" xmlns:wne="http://schemas.microsoft.com/office/word/2006/wordml" xmlns:wps="http://schemas.microsoft.com/office/word/2010/wordprocessingShape" mc:Ignorable="w14 w15 wp14">
   <w:abstractNum w:abstractNumId="1" w15:restartNumberingAfterBreak="0">
-    <w:nsid w:val="6563c293"/>
     <w:multiLevelType w:val="hybridMultilevel"/>
     <w:lvl w:ilvl="0" w15:tentative="1">
       <w:start w:val="1"/>
@@ -567,6 +862,18 @@
       <w:lvlJc w:val="left"/>
       <w:pPr>
         <w:ind w:left="6480" w:hanging="360"/>
+      </w:pPr>
+    </w:lvl>
+  </w:abstractNum>
+  <w:abstractNum w:abstractNumId="2" w15:restartNumberingAfterBreak="0">
+    <w:multiLevelType w:val="hybridMultilevel"/>
+    <w:lvl w:ilvl="0" w15:tentative="1">
+      <w:start w:val="1"/>
+      <w:numFmt w:val="bullet"/>
+      <w:lvlText w:val="•"/>
+      <w:lvlJc w:val="left"/>
+      <w:pPr>
+        <w:ind w:left="300" w:hanging="220"/>
       </w:pPr>
     </w:lvl>
   </w:abstractNum>
@@ -576,17 +883,24 @@
       <w:startOverride w:val="1"/>
     </w:lvlOverride>
   </w:num>
+  <w:num w:numId="2">
+    <w:abstractNumId w:val="2"/>
+    <w:lvlOverride w:ilvl="0">
+      <w:startOverride w:val="1"/>
+    </w:lvlOverride>
+  </w:num>
 </w:numbering>
 </file>
 
 <file path=word/styles.xml><?xml version="1.0" encoding="utf-8"?>
-<w:styles xmlns:wp14="http://schemas.microsoft.com/office/word/2010/wordprocessingDrawing" xmlns:mc="http://schemas.openxmlformats.org/markup-compatibility/2006" xmlns:r="http://schemas.openxmlformats.org/officeDocument/2006/relationships" xmlns:w="http://schemas.openxmlformats.org/wordprocessingml/2006/main" xmlns:w14="http://schemas.microsoft.com/office/word/2010/wordml" xmlns:w15="http://schemas.microsoft.com/office/word/2012/wordml" mc:Ignorable="w14 w15 wp14">
+<w:styles xmlns:mc="http://schemas.openxmlformats.org/markup-compatibility/2006" xmlns:r="http://schemas.openxmlformats.org/officeDocument/2006/relationships" xmlns:w="http://schemas.openxmlformats.org/wordprocessingml/2006/main" xmlns:w14="http://schemas.microsoft.com/office/word/2010/wordml" xmlns:w15="http://schemas.microsoft.com/office/word/2012/wordml" mc:Ignorable="w14 w15">
   <w:docDefaults>
     <w:rPrDefault>
       <w:rPr>
-        <w:rFonts w:ascii="Malgun Gothic" w:hAnsi="Malgun Gothic" w:eastAsia="Malgun Gothic" w:cs="Malgun Gothic"/>
-        <w:sz w:val="22"/>
-        <w:szCs w:val="22"/>
+        <w:rFonts w:ascii="맑은 고딕" w:cs="맑은 고딕" w:eastAsia="맑은 고딕" w:hAnsi="맑은 고딕"/>
+        <w:color w:val="222222"/>
+        <w:sz w:val="21"/>
+        <w:szCs w:val="21"/>
       </w:rPr>
     </w:rPrDefault>
     <w:pPrDefault/>
@@ -602,7 +916,7 @@
     </w:rPr>
   </w:style>
   <w:style w:type="paragraph" w:styleId="Heading1">
-    <w:name w:val="heading 1"/>
+    <w:name w:val="Heading 1"/>
     <w:basedOn w:val="Normal"/>
     <w:next w:val="Normal"/>
     <w:qFormat/>
@@ -613,7 +927,7 @@
     </w:rPr>
   </w:style>
   <w:style w:type="paragraph" w:styleId="Heading2">
-    <w:name w:val="heading 2"/>
+    <w:name w:val="Heading 2"/>
     <w:basedOn w:val="Normal"/>
     <w:next w:val="Normal"/>
     <w:qFormat/>
@@ -624,7 +938,7 @@
     </w:rPr>
   </w:style>
   <w:style w:type="paragraph" w:styleId="Heading3">
-    <w:name w:val="heading 3"/>
+    <w:name w:val="Heading 3"/>
     <w:basedOn w:val="Normal"/>
     <w:next w:val="Normal"/>
     <w:qFormat/>
@@ -635,7 +949,7 @@
     </w:rPr>
   </w:style>
   <w:style w:type="paragraph" w:styleId="Heading4">
-    <w:name w:val="heading 4"/>
+    <w:name w:val="Heading 4"/>
     <w:basedOn w:val="Normal"/>
     <w:next w:val="Normal"/>
     <w:qFormat/>
@@ -646,7 +960,7 @@
     </w:rPr>
   </w:style>
   <w:style w:type="paragraph" w:styleId="Heading5">
-    <w:name w:val="heading 5"/>
+    <w:name w:val="Heading 5"/>
     <w:basedOn w:val="Normal"/>
     <w:next w:val="Normal"/>
     <w:qFormat/>
@@ -655,7 +969,7 @@
     </w:rPr>
   </w:style>
   <w:style w:type="paragraph" w:styleId="Heading6">
-    <w:name w:val="heading 6"/>
+    <w:name w:val="Heading 6"/>
     <w:basedOn w:val="Normal"/>
     <w:next w:val="Normal"/>
     <w:qFormat/>
@@ -762,16 +1076,5 @@
       <w:szCs w:val="20"/>
     </w:rPr>
   </w:style>
-  <w:style xmlns:w14="http://schemas.microsoft.com/office/word/2010/wordml" xmlns:mc="http://schemas.openxmlformats.org/markup-compatibility/2006" xmlns:w="http://schemas.openxmlformats.org/wordprocessingml/2006/main" w:type="paragraph" w:styleId="Normal" w:default="1" mc:Ignorable="w14">
-    <w:name xmlns:w="http://schemas.openxmlformats.org/wordprocessingml/2006/main" w:val="Normal"/>
-    <w:uiPriority xmlns:w="http://schemas.openxmlformats.org/wordprocessingml/2006/main" w:val="0"/>
-    <w:qFormat xmlns:w="http://schemas.openxmlformats.org/wordprocessingml/2006/main"/>
-    <w:pPr xmlns:w="http://schemas.openxmlformats.org/wordprocessingml/2006/main">
-      <w:widowControl xmlns:w="http://schemas.openxmlformats.org/wordprocessingml/2006/main" w:val="0"/>
-      <w:wordWrap xmlns:w="http://schemas.openxmlformats.org/wordprocessingml/2006/main" w:val="0"/>
-      <w:autoSpaceDE xmlns:w="http://schemas.openxmlformats.org/wordprocessingml/2006/main" w:val="0"/>
-      <w:autoSpaceDN xmlns:w="http://schemas.openxmlformats.org/wordprocessingml/2006/main" w:val="0"/>
-    </w:pPr>
-  </w:style>
 </w:styles>
 </file>